--- a/Reflection/Part IV.docx
+++ b/Reflection/Part IV.docx
@@ -458,29 +458,8 @@
           <w:lang w:eastAsia="en-GB"/>
           <w14:ligatures w14:val="none"/>
         </w:rPr>
-        <w:t xml:space="preserve">The biggest challenge was C++ itself. I came into this already knowing other programming languages, and I assumed that would make picking up C++ </w:t>
-      </w:r>
-      <w:proofErr w:type="gramStart"/>
-      <w:r>
-        <w:rPr>
-          <w:rFonts w:asciiTheme="majorHAnsi" w:eastAsia="Times New Roman" w:hAnsiTheme="majorHAnsi" w:cs="Times New Roman"/>
-          <w:kern w:val="0"/>
-          <w:lang w:eastAsia="en-GB"/>
-          <w14:ligatures w14:val="none"/>
-        </w:rPr>
-        <w:t>fairly straightforward</w:t>
-      </w:r>
-      <w:proofErr w:type="gramEnd"/>
-      <w:r>
-        <w:rPr>
-          <w:rFonts w:asciiTheme="majorHAnsi" w:eastAsia="Times New Roman" w:hAnsiTheme="majorHAnsi" w:cs="Times New Roman"/>
-          <w:kern w:val="0"/>
-          <w:lang w:eastAsia="en-GB"/>
-          <w14:ligatures w14:val="none"/>
-        </w:rPr>
-        <w:t xml:space="preserve">. In some ways it did help understanding classes, loops, and logic wasn't the issue. But C++ has its own way of doing things that took a lot of getting used to. Things like header files and separating interfaces from implementations, managing memory with </w:t>
-      </w:r>
-      <w:proofErr w:type="gramStart"/>
+        <w:t xml:space="preserve">The biggest challenge was C++ itself. I came into this already knowing other programming languages, and I assumed that would make picking up C++ fairly straightforward. In some ways it did help understanding classes, loops, and logic wasn't the issue. But C++ has its own way of doing things that took a lot of getting used to. Things like header files and separating interfaces from implementations, managing memory with </w:t>
+      </w:r>
       <w:r>
         <w:rPr>
           <w:rFonts w:asciiTheme="majorHAnsi" w:eastAsia="Times New Roman" w:hAnsiTheme="majorHAnsi" w:cs="Courier New"/>
@@ -493,7 +472,6 @@
         <w:t>std::</w:t>
       </w:r>
       <w:proofErr w:type="spellStart"/>
-      <w:proofErr w:type="gramEnd"/>
       <w:r>
         <w:rPr>
           <w:rFonts w:asciiTheme="majorHAnsi" w:eastAsia="Times New Roman" w:hAnsiTheme="majorHAnsi" w:cs="Courier New"/>
@@ -515,7 +493,6 @@
         </w:rPr>
         <w:t xml:space="preserve"> instead of just creating objects freely, understanding when and why to use </w:t>
       </w:r>
-      <w:proofErr w:type="gramStart"/>
       <w:r>
         <w:rPr>
           <w:rFonts w:asciiTheme="majorHAnsi" w:eastAsia="Times New Roman" w:hAnsiTheme="majorHAnsi" w:cs="Courier New"/>
@@ -525,48 +502,16 @@
           <w:lang w:eastAsia="en-GB"/>
           <w14:ligatures w14:val="none"/>
         </w:rPr>
-        <w:t>std::move(</w:t>
-      </w:r>
-      <w:proofErr w:type="gramEnd"/>
-      <w:r>
-        <w:rPr>
-          <w:rFonts w:asciiTheme="majorHAnsi" w:eastAsia="Times New Roman" w:hAnsiTheme="majorHAnsi" w:cs="Courier New"/>
-          <w:kern w:val="0"/>
-          <w:sz w:val="20"/>
-          <w:szCs w:val="20"/>
-          <w:lang w:eastAsia="en-GB"/>
-          <w14:ligatures w14:val="none"/>
-        </w:rPr>
-        <w:t>)</w:t>
-      </w:r>
-      <w:r>
-        <w:rPr>
-          <w:rFonts w:asciiTheme="majorHAnsi" w:eastAsia="Times New Roman" w:hAnsiTheme="majorHAnsi" w:cs="Times New Roman"/>
-          <w:kern w:val="0"/>
-          <w:lang w:eastAsia="en-GB"/>
-          <w14:ligatures w14:val="none"/>
-        </w:rPr>
-        <w:t xml:space="preserve">, and the way abstract classes and pure virtual methods </w:t>
-      </w:r>
-      <w:proofErr w:type="gramStart"/>
-      <w:r>
-        <w:rPr>
-          <w:rFonts w:asciiTheme="majorHAnsi" w:eastAsia="Times New Roman" w:hAnsiTheme="majorHAnsi" w:cs="Times New Roman"/>
-          <w:kern w:val="0"/>
-          <w:lang w:eastAsia="en-GB"/>
-          <w14:ligatures w14:val="none"/>
-        </w:rPr>
-        <w:t>work  none</w:t>
-      </w:r>
-      <w:proofErr w:type="gramEnd"/>
-      <w:r>
-        <w:rPr>
-          <w:rFonts w:asciiTheme="majorHAnsi" w:eastAsia="Times New Roman" w:hAnsiTheme="majorHAnsi" w:cs="Times New Roman"/>
-          <w:kern w:val="0"/>
-          <w:lang w:eastAsia="en-GB"/>
-          <w14:ligatures w14:val="none"/>
-        </w:rPr>
-        <w:t xml:space="preserve"> of that mapped neatly onto what I already knew from other languages. There were quite a few moments of staring at compiler errors that made no sense at first.</w:t>
+        <w:t>std::move()</w:t>
+      </w:r>
+      <w:r>
+        <w:rPr>
+          <w:rFonts w:asciiTheme="majorHAnsi" w:eastAsia="Times New Roman" w:hAnsiTheme="majorHAnsi" w:cs="Times New Roman"/>
+          <w:kern w:val="0"/>
+          <w:lang w:eastAsia="en-GB"/>
+          <w14:ligatures w14:val="none"/>
+        </w:rPr>
+        <w:t>, and the way abstract classes and pure virtual methods work  none of that mapped neatly onto what I already knew from other languages. There were quite a few moments of staring at compiler errors that made no sense at first.</w:t>
       </w:r>
     </w:p>
     <w:p>
@@ -586,47 +531,7 @@
           <w:lang w:eastAsia="en-GB"/>
           <w14:ligatures w14:val="none"/>
         </w:rPr>
-        <w:t xml:space="preserve">That said, the more time I spent with it, the more I started to appreciate C++. There is something satisfying about a language that gives you that level of control and precision, even when it's frustrating. By the end of </w:t>
-      </w:r>
-      <w:proofErr w:type="gramStart"/>
-      <w:r>
-        <w:rPr>
-          <w:rFonts w:asciiTheme="majorHAnsi" w:eastAsia="Times New Roman" w:hAnsiTheme="majorHAnsi" w:cs="Times New Roman"/>
-          <w:kern w:val="0"/>
-          <w:lang w:eastAsia="en-GB"/>
-          <w14:ligatures w14:val="none"/>
-        </w:rPr>
-        <w:t>Part II</w:t>
-      </w:r>
-      <w:proofErr w:type="gramEnd"/>
-      <w:r>
-        <w:rPr>
-          <w:rFonts w:asciiTheme="majorHAnsi" w:eastAsia="Times New Roman" w:hAnsiTheme="majorHAnsi" w:cs="Times New Roman"/>
-          <w:kern w:val="0"/>
-          <w:lang w:eastAsia="en-GB"/>
-          <w14:ligatures w14:val="none"/>
-        </w:rPr>
-        <w:t xml:space="preserve"> I felt noticeably more comfortable with it than I did at the start, and that progression was </w:t>
-      </w:r>
-      <w:proofErr w:type="gramStart"/>
-      <w:r>
-        <w:rPr>
-          <w:rFonts w:asciiTheme="majorHAnsi" w:eastAsia="Times New Roman" w:hAnsiTheme="majorHAnsi" w:cs="Times New Roman"/>
-          <w:kern w:val="0"/>
-          <w:lang w:eastAsia="en-GB"/>
-          <w14:ligatures w14:val="none"/>
-        </w:rPr>
-        <w:t>rewarding in itself</w:t>
-      </w:r>
-      <w:proofErr w:type="gramEnd"/>
-      <w:r>
-        <w:rPr>
-          <w:rFonts w:asciiTheme="majorHAnsi" w:eastAsia="Times New Roman" w:hAnsiTheme="majorHAnsi" w:cs="Times New Roman"/>
-          <w:kern w:val="0"/>
-          <w:lang w:eastAsia="en-GB"/>
-          <w14:ligatures w14:val="none"/>
-        </w:rPr>
-        <w:t>.</w:t>
+        <w:t>That said, the more time I spent with it, the more I started to appreciate C++. There is something satisfying about a language that gives you that level of control and precision, even when it's frustrating. By the end of Part II I felt noticeably more comfortable with it than I did at the start, and that progression was rewarding in itself.</w:t>
       </w:r>
     </w:p>
     <w:p>
@@ -794,27 +699,7 @@
           <w:lang w:eastAsia="en-GB"/>
           <w14:ligatures w14:val="none"/>
         </w:rPr>
-        <w:t xml:space="preserve"> required a bit more work I had to update the checkers to accept rules passed in from outside rather than hardcoding </w:t>
-      </w:r>
-      <w:proofErr w:type="gramStart"/>
-      <w:r>
-        <w:rPr>
-          <w:rFonts w:asciiTheme="majorHAnsi" w:eastAsia="Times New Roman" w:hAnsiTheme="majorHAnsi" w:cs="Times New Roman"/>
-          <w:kern w:val="0"/>
-          <w:lang w:eastAsia="en-GB"/>
-          <w14:ligatures w14:val="none"/>
-        </w:rPr>
-        <w:t>them, and</w:t>
-      </w:r>
-      <w:proofErr w:type="gramEnd"/>
-      <w:r>
-        <w:rPr>
-          <w:rFonts w:asciiTheme="majorHAnsi" w:eastAsia="Times New Roman" w:hAnsiTheme="majorHAnsi" w:cs="Times New Roman"/>
-          <w:kern w:val="0"/>
-          <w:lang w:eastAsia="en-GB"/>
-          <w14:ligatures w14:val="none"/>
-        </w:rPr>
-        <w:t xml:space="preserve"> update the engine to load and distribute those rules but even that felt like adding onto the system rather than fighting with it.</w:t>
+        <w:t xml:space="preserve"> required a bit more work I had to update the checkers to accept rules passed in from outside rather than hardcoding them, and update the engine to load and distribute those rules but even that felt like adding onto the system rather than fighting with it.</w:t>
       </w:r>
     </w:p>
     <w:p>
@@ -876,47 +761,7 @@
           <w:lang w:eastAsia="en-GB"/>
           <w14:ligatures w14:val="none"/>
         </w:rPr>
-        <w:t xml:space="preserve">The hardest part was </w:t>
-      </w:r>
-      <w:proofErr w:type="gramStart"/>
-      <w:r>
-        <w:rPr>
-          <w:rFonts w:asciiTheme="majorHAnsi" w:eastAsia="Times New Roman" w:hAnsiTheme="majorHAnsi" w:cs="Times New Roman"/>
-          <w:kern w:val="0"/>
-          <w:lang w:eastAsia="en-GB"/>
-          <w14:ligatures w14:val="none"/>
-        </w:rPr>
-        <w:t>definitely the</w:t>
-      </w:r>
-      <w:proofErr w:type="gramEnd"/>
-      <w:r>
-        <w:rPr>
-          <w:rFonts w:asciiTheme="majorHAnsi" w:eastAsia="Times New Roman" w:hAnsiTheme="majorHAnsi" w:cs="Times New Roman"/>
-          <w:kern w:val="0"/>
-          <w:lang w:eastAsia="en-GB"/>
-          <w14:ligatures w14:val="none"/>
-        </w:rPr>
-        <w:t xml:space="preserve"> C++ learning curve, particularly coming from other languages. In languages I already knew, a lot of memory management and object handling happens automatically behind the scenes. In C++ you </w:t>
-      </w:r>
-      <w:proofErr w:type="gramStart"/>
-      <w:r>
-        <w:rPr>
-          <w:rFonts w:asciiTheme="majorHAnsi" w:eastAsia="Times New Roman" w:hAnsiTheme="majorHAnsi" w:cs="Times New Roman"/>
-          <w:kern w:val="0"/>
-          <w:lang w:eastAsia="en-GB"/>
-          <w14:ligatures w14:val="none"/>
-        </w:rPr>
-        <w:t>have to</w:t>
-      </w:r>
-      <w:proofErr w:type="gramEnd"/>
-      <w:r>
-        <w:rPr>
-          <w:rFonts w:asciiTheme="majorHAnsi" w:eastAsia="Times New Roman" w:hAnsiTheme="majorHAnsi" w:cs="Times New Roman"/>
-          <w:kern w:val="0"/>
-          <w:lang w:eastAsia="en-GB"/>
-          <w14:ligatures w14:val="none"/>
-        </w:rPr>
-        <w:t xml:space="preserve"> be much more deliberate about it, and understanding the difference between copying and moving objects, when to use raw pointers versus smart pointers, and how inheritance interacts with constructors all took real effort to get right.</w:t>
+        <w:t>The hardest part was definitely the C++ learning curve, particularly coming from other languages. In languages I already knew, a lot of memory management and object handling happens automatically behind the scenes. In C++ you have to be much more deliberate about it, and understanding the difference between copying and moving objects, when to use raw pointers versus smart pointers, and how inheritance interacts with constructors all took real effort to get right.</w:t>
       </w:r>
     </w:p>
     <w:p>
@@ -936,27 +781,7 @@
           <w:lang w:eastAsia="en-GB"/>
           <w14:ligatures w14:val="none"/>
         </w:rPr>
-        <w:t xml:space="preserve">The Factory Method pattern was also a specific sticking point. Understanding the abstract creator and concrete creator relationship conceptually was </w:t>
-      </w:r>
-      <w:proofErr w:type="gramStart"/>
-      <w:r>
-        <w:rPr>
-          <w:rFonts w:asciiTheme="majorHAnsi" w:eastAsia="Times New Roman" w:hAnsiTheme="majorHAnsi" w:cs="Times New Roman"/>
-          <w:kern w:val="0"/>
-          <w:lang w:eastAsia="en-GB"/>
-          <w14:ligatures w14:val="none"/>
-        </w:rPr>
-        <w:t>fine, but</w:t>
-      </w:r>
-      <w:proofErr w:type="gramEnd"/>
-      <w:r>
-        <w:rPr>
-          <w:rFonts w:asciiTheme="majorHAnsi" w:eastAsia="Times New Roman" w:hAnsiTheme="majorHAnsi" w:cs="Times New Roman"/>
-          <w:kern w:val="0"/>
-          <w:lang w:eastAsia="en-GB"/>
-          <w14:ligatures w14:val="none"/>
-        </w:rPr>
-        <w:t xml:space="preserve"> wiring it up correctly in code so that the right subclass got created at the right time took several attempts to get right.</w:t>
+        <w:t>The Factory Method pattern was also a specific sticking point. Understanding the abstract creator and concrete creator relationship conceptually was fine, but wiring it up correctly in code so that the right subclass got created at the right time took several attempts to get right.</w:t>
       </w:r>
     </w:p>
     <w:p>
@@ -1018,27 +843,7 @@
           <w:lang w:eastAsia="en-GB"/>
           <w14:ligatures w14:val="none"/>
         </w:rPr>
-        <w:t xml:space="preserve">There was also something satisfying about the C++ journey specifically. At the start it felt quite foreign and at times genuinely frustrating. But somewhere around Part III I noticed I was reading the code more fluently, writing it more confidently, and </w:t>
-      </w:r>
-      <w:proofErr w:type="gramStart"/>
-      <w:r>
-        <w:rPr>
-          <w:rFonts w:asciiTheme="majorHAnsi" w:eastAsia="Times New Roman" w:hAnsiTheme="majorHAnsi" w:cs="Times New Roman"/>
-          <w:kern w:val="0"/>
-          <w:lang w:eastAsia="en-GB"/>
-          <w14:ligatures w14:val="none"/>
-        </w:rPr>
-        <w:t>actually enjoying</w:t>
-      </w:r>
-      <w:proofErr w:type="gramEnd"/>
-      <w:r>
-        <w:rPr>
-          <w:rFonts w:asciiTheme="majorHAnsi" w:eastAsia="Times New Roman" w:hAnsiTheme="majorHAnsi" w:cs="Times New Roman"/>
-          <w:kern w:val="0"/>
-          <w:lang w:eastAsia="en-GB"/>
-          <w14:ligatures w14:val="none"/>
-        </w:rPr>
-        <w:t xml:space="preserve"> the process. It is a language that rewards the time you put into it, and I can see why people who know it well are fond of it.</w:t>
+        <w:t>There was also something satisfying about the C++ journey specifically. At the start it felt quite foreign and at times genuinely frustrating. But somewhere around Part III I noticed I was reading the code more fluently, writing it more confidently, and actually enjoying the process. It is a language that rewards the time you put into it, and I can see why people who know it well are fond of it.</w:t>
       </w:r>
     </w:p>
     <w:p>
@@ -1112,45 +917,7 @@
           <w:lang w:eastAsia="en-GB"/>
           <w14:ligatures w14:val="none"/>
         </w:rPr>
-        <w:t xml:space="preserve">The biggest takeaway from this project is a real appreciation for why design patterns exist. Before this assignment they felt like abstract concepts to memorise for an exam. </w:t>
-      </w:r>
-      <w:proofErr w:type="gramStart"/>
-      <w:r>
-        <w:rPr>
-          <w:rFonts w:asciiTheme="majorHAnsi" w:eastAsia="Times New Roman" w:hAnsiTheme="majorHAnsi" w:cs="Times New Roman"/>
-          <w:kern w:val="0"/>
-          <w:lang w:eastAsia="en-GB"/>
-          <w14:ligatures w14:val="none"/>
-        </w:rPr>
-        <w:t>Actually</w:t>
-      </w:r>
-      <w:proofErr w:type="gramEnd"/>
-      <w:r>
-        <w:rPr>
-          <w:rFonts w:asciiTheme="majorHAnsi" w:eastAsia="Times New Roman" w:hAnsiTheme="majorHAnsi" w:cs="Times New Roman"/>
-          <w:kern w:val="0"/>
-          <w:lang w:eastAsia="en-GB"/>
-          <w14:ligatures w14:val="none"/>
-        </w:rPr>
-        <w:t xml:space="preserve"> building a system with them made it clear what problem each one solves </w:t>
-      </w:r>
-      <w:r>
-        <w:rPr>
-          <w:rFonts w:asciiTheme="majorHAnsi" w:eastAsia="Times New Roman" w:hAnsiTheme="majorHAnsi" w:cs="Times New Roman"/>
-          <w:kern w:val="0"/>
-          <w:lang w:eastAsia="en-GB"/>
-          <w14:ligatures w14:val="none"/>
-        </w:rPr>
-        <w:t>-</w:t>
-      </w:r>
-      <w:r>
-        <w:rPr>
-          <w:rFonts w:asciiTheme="majorHAnsi" w:eastAsia="Times New Roman" w:hAnsiTheme="majorHAnsi" w:cs="Times New Roman"/>
-          <w:kern w:val="0"/>
-          <w:lang w:eastAsia="en-GB"/>
-          <w14:ligatures w14:val="none"/>
-        </w:rPr>
-        <w:t xml:space="preserve"> the Façade keeps the user interaction clean and simple, the Mediator stops classes from needing to know too much about each other, the Factory Method makes object creation flexible, and the Singleton ensures shared resources stay controlled.</w:t>
+        <w:t>The biggest takeaway from this project is a real appreciation for why design patterns exist. Before this assignment they felt like abstract concepts to memorise for an exam. Actually building a system with them made it clear what problem each one solves - the Façade keeps the user interaction clean and simple, the Mediator stops classes from needing to know too much about each other, the Factory Method makes object creation flexible, and the Singleton ensures shared resources stay controlled.</w:t>
       </w:r>
     </w:p>
     <w:p>
@@ -1181,9 +948,27 @@
           <w:rFonts w:asciiTheme="majorHAnsi" w:hAnsiTheme="majorHAnsi"/>
         </w:rPr>
       </w:pPr>
+      <w:hyperlink r:id="rId6" w:history="1">
+        <w:r>
+          <w:rPr>
+            <w:rStyle w:val="Hyperlink"/>
+            <w:rFonts w:asciiTheme="majorHAnsi" w:hAnsiTheme="majorHAnsi"/>
+          </w:rPr>
+          <w:t>https://github.com/PJ-Cipher/SeaPlusPlus.git</w:t>
+        </w:r>
+      </w:hyperlink>
+    </w:p>
+    <w:p>
+      <w:pPr>
+        <w:spacing w:before="100" w:beforeAutospacing="1" w:after="100" w:afterAutospacing="1" w:line="240" w:lineRule="auto"/>
+        <w:outlineLvl w:val="3"/>
+        <w:rPr>
+          <w:rFonts w:asciiTheme="majorHAnsi" w:hAnsiTheme="majorHAnsi"/>
+        </w:rPr>
+      </w:pPr>
     </w:p>
     <w:sectPr>
-      <w:headerReference w:type="default" r:id="rId6"/>
+      <w:headerReference w:type="default" r:id="rId7"/>
       <w:pgSz w:w="11906" w:h="16838"/>
       <w:pgMar w:top="1440" w:right="1440" w:bottom="1440" w:left="1440" w:header="708" w:footer="708" w:gutter="0"/>
       <w:cols w:space="708"/>
@@ -2246,6 +2031,29 @@
     <w:uiPriority w:val="99"/>
     <w:rsid w:val="009035EA"/>
   </w:style>
+  <w:style w:type="character" w:styleId="Hyperlink">
+    <w:name w:val="Hyperlink"/>
+    <w:basedOn w:val="DefaultParagraphFont"/>
+    <w:uiPriority w:val="99"/>
+    <w:unhideWhenUsed/>
+    <w:rsid w:val="00486E45"/>
+    <w:rPr>
+      <w:color w:val="467886" w:themeColor="hyperlink"/>
+      <w:u w:val="single"/>
+    </w:rPr>
+  </w:style>
+  <w:style w:type="character" w:styleId="UnresolvedMention">
+    <w:name w:val="Unresolved Mention"/>
+    <w:basedOn w:val="DefaultParagraphFont"/>
+    <w:uiPriority w:val="99"/>
+    <w:semiHidden/>
+    <w:unhideWhenUsed/>
+    <w:rsid w:val="00486E45"/>
+    <w:rPr>
+      <w:color w:val="605E5C"/>
+      <w:shd w:val="clear" w:color="auto" w:fill="E1DFDD"/>
+    </w:rPr>
+  </w:style>
 </w:styles>
 </file>
 
